--- a/lessons/5-8/downloads/reveal/teacher/5.8-exit-tickets.docx
+++ b/lessons/5-8/downloads/reveal/teacher/5.8-exit-tickets.docx
@@ -4,6 +4,7 @@
   <w:body>
     <w:p>
       <w:pPr>
+        <w:pStyle w:val="Heading1"/>
         <w:tabs>
           <w:tab w:val="left" w:pos="5200"/>
           <w:tab w:val="right" w:leader="underscore" w:pos="9504"/>
@@ -34,7 +35,7 @@
         <w:rPr>
           <w:rFonts w:ascii="Avenir Next" w:hAnsi="Avenir Next" w:cs="Avenir Next" w:eastAsia="Avenir Next"/>
           <w:color w:val="1A1A1A"/>
-          <w:sz w:val="18"/>
+          <w:sz w:val="22"/>
           <w:szCs w:val="18"/>
         </w:rPr>
         <w:t xml:space="preserve">Name</w:t>
@@ -119,7 +120,7 @@
                 <w:rFonts w:ascii="Avenir Next" w:hAnsi="Avenir Next" w:cs="Avenir Next" w:eastAsia="Avenir Next"/>
                 <w:b/>
                 <w:color w:val="1A1A1A"/>
-                <w:sz w:val="20"/>
+                <w:sz w:val="22"/>
                 <w:szCs w:val="20"/>
               </w:rPr>
               <w:t xml:space="preserve">1.</w:t>
@@ -137,7 +138,7 @@
               <w:rPr>
                 <w:rFonts w:ascii="Avenir Next" w:hAnsi="Avenir Next" w:cs="Avenir Next" w:eastAsia="Avenir Next"/>
                 <w:color w:val="1A1A1A"/>
-                <w:sz w:val="20"/>
+                <w:sz w:val="22"/>
                 <w:szCs w:val="20"/>
               </w:rPr>
               <w:t xml:space="preserve">Find each area.</w:t>
@@ -192,10 +193,28 @@
                       <w:rFonts w:ascii="Avenir Next" w:hAnsi="Avenir Next" w:cs="Avenir Next" w:eastAsia="Avenir Next"/>
                       <w:b/>
                       <w:color w:val="003A70"/>
+                      <w:sz w:val="22"/>
+                      <w:szCs w:val="20"/>
+                    </w:rPr>
+                    <w:t xml:space="preserve">a.</w:t>
+                  </w:r>
+                  <w:r>
+                    <w:rPr>
+                      <w:rFonts w:ascii="Avenir Next" w:hAnsi="Avenir Next" w:cs="Avenir Next" w:eastAsia="Avenir Next"/>
+                      <w:color w:val="1A1A1A"/>
                       <w:sz w:val="20"/>
                       <w:szCs w:val="20"/>
                     </w:rPr>
-                    <w:t xml:space="preserve">a.</w:t>
+                    <w:tab/>
+                  </w:r>
+                  <w:r>
+                    <w:rPr>
+                      <w:rFonts w:ascii="Avenir Next" w:hAnsi="Avenir Next" w:cs="Avenir Next" w:eastAsia="Avenir Next"/>
+                      <w:color w:val="1A1A1A"/>
+                      <w:sz w:val="22"/>
+                      <w:szCs w:val="20"/>
+                    </w:rPr>
+                    <w:t xml:space="preserve">square base, side 9 cm</w:t>
                   </w:r>
                   <w:r>
                     <w:rPr>
@@ -204,7 +223,7 @@
                       <w:sz w:val="20"/>
                       <w:szCs w:val="20"/>
                     </w:rPr>
-                    <w:tab/>
+                    <w:t xml:space="preserve">  </w:t>
                   </w:r>
                   <w:r>
                     <w:rPr>
@@ -212,24 +231,6 @@
                       <w:color w:val="1A1A1A"/>
                       <w:sz w:val="20"/>
                       <w:szCs w:val="20"/>
-                    </w:rPr>
-                    <w:t xml:space="preserve">square base, side 9 cm</w:t>
-                  </w:r>
-                  <w:r>
-                    <w:rPr>
-                      <w:rFonts w:ascii="Avenir Next" w:hAnsi="Avenir Next" w:cs="Avenir Next" w:eastAsia="Avenir Next"/>
-                      <w:color w:val="1A1A1A"/>
-                      <w:sz w:val="20"/>
-                      <w:szCs w:val="20"/>
-                    </w:rPr>
-                    <w:t xml:space="preserve">  </w:t>
-                  </w:r>
-                  <w:r>
-                    <w:rPr>
-                      <w:rFonts w:ascii="Avenir Next" w:hAnsi="Avenir Next" w:cs="Avenir Next" w:eastAsia="Avenir Next"/>
-                      <w:color w:val="1A1A1A"/>
-                      <w:sz w:val="20"/>
-                      <w:szCs w:val="20"/>
                       <w:u w:val="single"/>
                     </w:rPr>
                     <w:t xml:space="preserve">              </w:t>
@@ -238,7 +239,7 @@
                     <w:rPr>
                       <w:rFonts w:ascii="Avenir Next" w:hAnsi="Avenir Next" w:cs="Avenir Next" w:eastAsia="Avenir Next"/>
                       <w:color w:val="1A1A1A"/>
-                      <w:sz w:val="20"/>
+                      <w:sz w:val="22"/>
                       <w:szCs w:val="20"/>
                     </w:rPr>
                     <w:t xml:space="preserve"> cm²</w:t>
@@ -263,10 +264,28 @@
                       <w:rFonts w:ascii="Avenir Next" w:hAnsi="Avenir Next" w:cs="Avenir Next" w:eastAsia="Avenir Next"/>
                       <w:b/>
                       <w:color w:val="003A70"/>
+                      <w:sz w:val="22"/>
+                      <w:szCs w:val="20"/>
+                    </w:rPr>
+                    <w:t xml:space="preserve">b.</w:t>
+                  </w:r>
+                  <w:r>
+                    <w:rPr>
+                      <w:rFonts w:ascii="Avenir Next" w:hAnsi="Avenir Next" w:cs="Avenir Next" w:eastAsia="Avenir Next"/>
+                      <w:color w:val="1A1A1A"/>
                       <w:sz w:val="20"/>
                       <w:szCs w:val="20"/>
                     </w:rPr>
-                    <w:t xml:space="preserve">b.</w:t>
+                    <w:tab/>
+                  </w:r>
+                  <w:r>
+                    <w:rPr>
+                      <w:rFonts w:ascii="Avenir Next" w:hAnsi="Avenir Next" w:cs="Avenir Next" w:eastAsia="Avenir Next"/>
+                      <w:color w:val="1A1A1A"/>
+                      <w:sz w:val="22"/>
+                      <w:szCs w:val="20"/>
+                    </w:rPr>
+                    <w:t xml:space="preserve">one triangle, base 9 cm, slant 4 cm</w:t>
                   </w:r>
                   <w:r>
                     <w:rPr>
@@ -275,7 +294,7 @@
                       <w:sz w:val="20"/>
                       <w:szCs w:val="20"/>
                     </w:rPr>
-                    <w:tab/>
+                    <w:t xml:space="preserve">  </w:t>
                   </w:r>
                   <w:r>
                     <w:rPr>
@@ -283,24 +302,6 @@
                       <w:color w:val="1A1A1A"/>
                       <w:sz w:val="20"/>
                       <w:szCs w:val="20"/>
-                    </w:rPr>
-                    <w:t xml:space="preserve">one triangle, base 9 cm, slant 4 cm</w:t>
-                  </w:r>
-                  <w:r>
-                    <w:rPr>
-                      <w:rFonts w:ascii="Avenir Next" w:hAnsi="Avenir Next" w:cs="Avenir Next" w:eastAsia="Avenir Next"/>
-                      <w:color w:val="1A1A1A"/>
-                      <w:sz w:val="20"/>
-                      <w:szCs w:val="20"/>
-                    </w:rPr>
-                    <w:t xml:space="preserve">  </w:t>
-                  </w:r>
-                  <w:r>
-                    <w:rPr>
-                      <w:rFonts w:ascii="Avenir Next" w:hAnsi="Avenir Next" w:cs="Avenir Next" w:eastAsia="Avenir Next"/>
-                      <w:color w:val="1A1A1A"/>
-                      <w:sz w:val="20"/>
-                      <w:szCs w:val="20"/>
                       <w:u w:val="single"/>
                     </w:rPr>
                     <w:t xml:space="preserve">              </w:t>
@@ -309,7 +310,7 @@
                     <w:rPr>
                       <w:rFonts w:ascii="Avenir Next" w:hAnsi="Avenir Next" w:cs="Avenir Next" w:eastAsia="Avenir Next"/>
                       <w:color w:val="1A1A1A"/>
-                      <w:sz w:val="20"/>
+                      <w:sz w:val="22"/>
                       <w:szCs w:val="20"/>
                     </w:rPr>
                     <w:t xml:space="preserve"> cm²</w:t>
@@ -417,25 +418,25 @@
                       <w:rFonts w:ascii="Avenir Next" w:hAnsi="Avenir Next" w:cs="Avenir Next" w:eastAsia="Avenir Next"/>
                       <w:b/>
                       <w:color w:val="1A1A1A"/>
+                      <w:sz w:val="22"/>
+                      <w:szCs w:val="20"/>
+                    </w:rPr>
+                    <w:t xml:space="preserve">2.</w:t>
+                  </w:r>
+                  <w:r>
+                    <w:rPr>
+                      <w:rFonts w:ascii="Avenir Next" w:hAnsi="Avenir Next" w:cs="Avenir Next" w:eastAsia="Avenir Next"/>
+                      <w:color w:val="1A1A1A"/>
                       <w:sz w:val="20"/>
                       <w:szCs w:val="20"/>
                     </w:rPr>
-                    <w:t xml:space="preserve">2.</w:t>
-                  </w:r>
-                  <w:r>
-                    <w:rPr>
-                      <w:rFonts w:ascii="Avenir Next" w:hAnsi="Avenir Next" w:cs="Avenir Next" w:eastAsia="Avenir Next"/>
-                      <w:color w:val="1A1A1A"/>
-                      <w:sz w:val="20"/>
-                      <w:szCs w:val="20"/>
-                    </w:rPr>
                     <w:tab/>
                   </w:r>
                   <w:r>
                     <w:rPr>
                       <w:rFonts w:ascii="Avenir Next" w:hAnsi="Avenir Next" w:cs="Avenir Next" w:eastAsia="Avenir Next"/>
                       <w:color w:val="1A1A1A"/>
-                      <w:sz w:val="20"/>
+                      <w:sz w:val="22"/>
                       <w:szCs w:val="20"/>
                     </w:rPr>
                     <w:t xml:space="preserve">Use the net to find the surface area of the square pyramid.</w:t>
@@ -512,25 +513,25 @@
                       <w:rFonts w:ascii="Avenir Next" w:hAnsi="Avenir Next" w:cs="Avenir Next" w:eastAsia="Avenir Next"/>
                       <w:b/>
                       <w:color w:val="1A1A1A"/>
+                      <w:sz w:val="22"/>
+                      <w:szCs w:val="18"/>
+                    </w:rPr>
+                    <w:t xml:space="preserve">Answer</w:t>
+                  </w:r>
+                  <w:r>
+                    <w:rPr>
+                      <w:rFonts w:ascii="Avenir Next" w:hAnsi="Avenir Next" w:cs="Avenir Next" w:eastAsia="Avenir Next"/>
+                      <w:color w:val="1A1A1A"/>
                       <w:sz w:val="18"/>
                       <w:szCs w:val="18"/>
                     </w:rPr>
-                    <w:t xml:space="preserve">Answer</w:t>
-                  </w:r>
-                  <w:r>
-                    <w:rPr>
-                      <w:rFonts w:ascii="Avenir Next" w:hAnsi="Avenir Next" w:cs="Avenir Next" w:eastAsia="Avenir Next"/>
-                      <w:color w:val="1A1A1A"/>
-                      <w:sz w:val="18"/>
-                      <w:szCs w:val="18"/>
-                    </w:rPr>
                     <w:tab/>
                   </w:r>
                   <w:r>
                     <w:rPr>
                       <w:rFonts w:ascii="Avenir Next" w:hAnsi="Avenir Next" w:cs="Avenir Next" w:eastAsia="Avenir Next"/>
                       <w:color w:val="1A1A1A"/>
-                      <w:sz w:val="18"/>
+                      <w:sz w:val="22"/>
                       <w:szCs w:val="18"/>
                     </w:rPr>
                     <w:t xml:space="preserve">  in²</w:t>
@@ -551,7 +552,7 @@
                     <w:drawing>
                       <wp:inline distT="0" distB="0" distL="0" distR="0">
                         <wp:extent cx="1097280" cy="1097280"/>
-                        <wp:docPr id="1" name="Figure 1"/>
+                        <wp:docPr id="1" name="Figure 1" descr="Net of a square pyramid: a square with one triangle on each side. Printed dimension labels: base: 6 in; slant: 7 in."/>
                         <a:graphic xmlns:a="http://schemas.openxmlformats.org/drawingml/2006/main">
                           <a:graphicData uri="http://schemas.openxmlformats.org/drawingml/2006/picture">
                             <pic:pic xmlns:pic="http://schemas.openxmlformats.org/drawingml/2006/picture">
@@ -649,7 +650,7 @@
                 <w:rFonts w:ascii="Avenir Next" w:hAnsi="Avenir Next" w:cs="Avenir Next" w:eastAsia="Avenir Next"/>
                 <w:b/>
                 <w:color w:val="1A1A1A"/>
-                <w:sz w:val="20"/>
+                <w:sz w:val="22"/>
                 <w:szCs w:val="20"/>
               </w:rPr>
               <w:t xml:space="preserve">3.</w:t>
@@ -667,7 +668,7 @@
               <w:rPr>
                 <w:rFonts w:ascii="Avenir Next" w:hAnsi="Avenir Next" w:cs="Avenir Next" w:eastAsia="Avenir Next"/>
                 <w:color w:val="1A1A1A"/>
-                <w:sz w:val="20"/>
+                <w:sz w:val="22"/>
                 <w:szCs w:val="20"/>
               </w:rPr>
               <w:t xml:space="preserve">Which measure is the height of each triangular face?</w:t>
@@ -721,25 +722,25 @@
                       <w:rFonts w:ascii="Avenir Next" w:hAnsi="Avenir Next" w:cs="Avenir Next" w:eastAsia="Avenir Next"/>
                       <w:b/>
                       <w:color w:val="003A70"/>
+                      <w:sz w:val="22"/>
+                      <w:szCs w:val="19"/>
+                    </w:rPr>
+                    <w:t xml:space="preserve">A</w:t>
+                  </w:r>
+                  <w:r>
+                    <w:rPr>
+                      <w:rFonts w:ascii="Avenir Next" w:hAnsi="Avenir Next" w:cs="Avenir Next" w:eastAsia="Avenir Next"/>
+                      <w:color w:val="1A1A1A"/>
                       <w:sz w:val="19"/>
                       <w:szCs w:val="19"/>
                     </w:rPr>
-                    <w:t xml:space="preserve">A</w:t>
-                  </w:r>
-                  <w:r>
-                    <w:rPr>
-                      <w:rFonts w:ascii="Avenir Next" w:hAnsi="Avenir Next" w:cs="Avenir Next" w:eastAsia="Avenir Next"/>
-                      <w:color w:val="1A1A1A"/>
-                      <w:sz w:val="19"/>
-                      <w:szCs w:val="19"/>
-                    </w:rPr>
                     <w:tab/>
                   </w:r>
                   <w:r>
                     <w:rPr>
                       <w:rFonts w:ascii="Avenir Next" w:hAnsi="Avenir Next" w:cs="Avenir Next" w:eastAsia="Avenir Next"/>
                       <w:color w:val="1A1A1A"/>
-                      <w:sz w:val="19"/>
+                      <w:sz w:val="22"/>
                       <w:szCs w:val="19"/>
                     </w:rPr>
                     <w:t xml:space="preserve">the slant height</w:t>
@@ -764,25 +765,25 @@
                       <w:rFonts w:ascii="Avenir Next" w:hAnsi="Avenir Next" w:cs="Avenir Next" w:eastAsia="Avenir Next"/>
                       <w:b/>
                       <w:color w:val="003A70"/>
+                      <w:sz w:val="22"/>
+                      <w:szCs w:val="19"/>
+                    </w:rPr>
+                    <w:t xml:space="preserve">B</w:t>
+                  </w:r>
+                  <w:r>
+                    <w:rPr>
+                      <w:rFonts w:ascii="Avenir Next" w:hAnsi="Avenir Next" w:cs="Avenir Next" w:eastAsia="Avenir Next"/>
+                      <w:color w:val="1A1A1A"/>
                       <w:sz w:val="19"/>
                       <w:szCs w:val="19"/>
                     </w:rPr>
-                    <w:t xml:space="preserve">B</w:t>
-                  </w:r>
-                  <w:r>
-                    <w:rPr>
-                      <w:rFonts w:ascii="Avenir Next" w:hAnsi="Avenir Next" w:cs="Avenir Next" w:eastAsia="Avenir Next"/>
-                      <w:color w:val="1A1A1A"/>
-                      <w:sz w:val="19"/>
-                      <w:szCs w:val="19"/>
-                    </w:rPr>
                     <w:tab/>
                   </w:r>
                   <w:r>
                     <w:rPr>
                       <w:rFonts w:ascii="Avenir Next" w:hAnsi="Avenir Next" w:cs="Avenir Next" w:eastAsia="Avenir Next"/>
                       <w:color w:val="1A1A1A"/>
-                      <w:sz w:val="19"/>
+                      <w:sz w:val="22"/>
                       <w:szCs w:val="19"/>
                     </w:rPr>
                     <w:t xml:space="preserve">the pyramid’s straight-up height</w:t>
@@ -812,25 +813,25 @@
                       <w:rFonts w:ascii="Avenir Next" w:hAnsi="Avenir Next" w:cs="Avenir Next" w:eastAsia="Avenir Next"/>
                       <w:b/>
                       <w:color w:val="003A70"/>
+                      <w:sz w:val="22"/>
+                      <w:szCs w:val="19"/>
+                    </w:rPr>
+                    <w:t xml:space="preserve">C</w:t>
+                  </w:r>
+                  <w:r>
+                    <w:rPr>
+                      <w:rFonts w:ascii="Avenir Next" w:hAnsi="Avenir Next" w:cs="Avenir Next" w:eastAsia="Avenir Next"/>
+                      <w:color w:val="1A1A1A"/>
                       <w:sz w:val="19"/>
                       <w:szCs w:val="19"/>
                     </w:rPr>
-                    <w:t xml:space="preserve">C</w:t>
-                  </w:r>
-                  <w:r>
-                    <w:rPr>
-                      <w:rFonts w:ascii="Avenir Next" w:hAnsi="Avenir Next" w:cs="Avenir Next" w:eastAsia="Avenir Next"/>
-                      <w:color w:val="1A1A1A"/>
-                      <w:sz w:val="19"/>
-                      <w:szCs w:val="19"/>
-                    </w:rPr>
                     <w:tab/>
                   </w:r>
                   <w:r>
                     <w:rPr>
                       <w:rFonts w:ascii="Avenir Next" w:hAnsi="Avenir Next" w:cs="Avenir Next" w:eastAsia="Avenir Next"/>
                       <w:color w:val="1A1A1A"/>
-                      <w:sz w:val="19"/>
+                      <w:sz w:val="22"/>
                       <w:szCs w:val="19"/>
                     </w:rPr>
                     <w:t xml:space="preserve">a base edge</w:t>
@@ -855,25 +856,25 @@
                       <w:rFonts w:ascii="Avenir Next" w:hAnsi="Avenir Next" w:cs="Avenir Next" w:eastAsia="Avenir Next"/>
                       <w:b/>
                       <w:color w:val="003A70"/>
+                      <w:sz w:val="22"/>
+                      <w:szCs w:val="19"/>
+                    </w:rPr>
+                    <w:t xml:space="preserve">D</w:t>
+                  </w:r>
+                  <w:r>
+                    <w:rPr>
+                      <w:rFonts w:ascii="Avenir Next" w:hAnsi="Avenir Next" w:cs="Avenir Next" w:eastAsia="Avenir Next"/>
+                      <w:color w:val="1A1A1A"/>
                       <w:sz w:val="19"/>
                       <w:szCs w:val="19"/>
                     </w:rPr>
-                    <w:t xml:space="preserve">D</w:t>
-                  </w:r>
-                  <w:r>
-                    <w:rPr>
-                      <w:rFonts w:ascii="Avenir Next" w:hAnsi="Avenir Next" w:cs="Avenir Next" w:eastAsia="Avenir Next"/>
-                      <w:color w:val="1A1A1A"/>
-                      <w:sz w:val="19"/>
-                      <w:szCs w:val="19"/>
-                    </w:rPr>
                     <w:tab/>
                   </w:r>
                   <w:r>
                     <w:rPr>
                       <w:rFonts w:ascii="Avenir Next" w:hAnsi="Avenir Next" w:cs="Avenir Next" w:eastAsia="Avenir Next"/>
                       <w:color w:val="1A1A1A"/>
-                      <w:sz w:val="19"/>
+                      <w:sz w:val="22"/>
                       <w:szCs w:val="19"/>
                     </w:rPr>
                     <w:t xml:space="preserve">the apex</w:t>
@@ -923,7 +924,7 @@
         <w:rPr>
           <w:rFonts w:ascii="Avenir Next" w:hAnsi="Avenir Next" w:cs="Avenir Next" w:eastAsia="Avenir Next"/>
           <w:color w:val="1A1A1A"/>
-          <w:sz w:val="17"/>
+          <w:sz w:val="22"/>
           <w:szCs w:val="17"/>
         </w:rPr>
         <w:t xml:space="preserve">  I got it</w:t>
@@ -941,7 +942,7 @@
         <w:rPr>
           <w:rFonts w:ascii="Avenir Next" w:hAnsi="Avenir Next" w:cs="Avenir Next" w:eastAsia="Avenir Next"/>
           <w:color w:val="1A1A1A"/>
-          <w:sz w:val="17"/>
+          <w:sz w:val="22"/>
           <w:szCs w:val="17"/>
         </w:rPr>
         <w:t xml:space="preserve">  Almost</w:t>
@@ -959,7 +960,7 @@
         <w:rPr>
           <w:rFonts w:ascii="Avenir Next" w:hAnsi="Avenir Next" w:cs="Avenir Next" w:eastAsia="Avenir Next"/>
           <w:color w:val="1A1A1A"/>
-          <w:sz w:val="17"/>
+          <w:sz w:val="22"/>
           <w:szCs w:val="17"/>
         </w:rPr>
         <w:t xml:space="preserve">  I need help</w:t>
@@ -1016,7 +1017,7 @@
         <w:rPr>
           <w:rFonts w:ascii="Avenir Next" w:hAnsi="Avenir Next" w:cs="Avenir Next" w:eastAsia="Avenir Next"/>
           <w:color w:val="1A1A1A"/>
-          <w:sz w:val="18"/>
+          <w:sz w:val="22"/>
           <w:szCs w:val="18"/>
         </w:rPr>
         <w:t xml:space="preserve">Name</w:t>
@@ -1101,7 +1102,7 @@
                 <w:rFonts w:ascii="Avenir Next" w:hAnsi="Avenir Next" w:cs="Avenir Next" w:eastAsia="Avenir Next"/>
                 <w:b/>
                 <w:color w:val="1A1A1A"/>
-                <w:sz w:val="20"/>
+                <w:sz w:val="22"/>
                 <w:szCs w:val="20"/>
               </w:rPr>
               <w:t xml:space="preserve">1.</w:t>
@@ -1119,7 +1120,7 @@
               <w:rPr>
                 <w:rFonts w:ascii="Avenir Next" w:hAnsi="Avenir Next" w:cs="Avenir Next" w:eastAsia="Avenir Next"/>
                 <w:color w:val="1A1A1A"/>
-                <w:sz w:val="20"/>
+                <w:sz w:val="22"/>
                 <w:szCs w:val="20"/>
               </w:rPr>
               <w:t xml:space="preserve">Find each area.</w:t>
@@ -1174,10 +1175,28 @@
                       <w:rFonts w:ascii="Avenir Next" w:hAnsi="Avenir Next" w:cs="Avenir Next" w:eastAsia="Avenir Next"/>
                       <w:b/>
                       <w:color w:val="003A70"/>
+                      <w:sz w:val="22"/>
+                      <w:szCs w:val="20"/>
+                    </w:rPr>
+                    <w:t xml:space="preserve">a.</w:t>
+                  </w:r>
+                  <w:r>
+                    <w:rPr>
+                      <w:rFonts w:ascii="Avenir Next" w:hAnsi="Avenir Next" w:cs="Avenir Next" w:eastAsia="Avenir Next"/>
+                      <w:color w:val="1A1A1A"/>
                       <w:sz w:val="20"/>
                       <w:szCs w:val="20"/>
                     </w:rPr>
-                    <w:t xml:space="preserve">a.</w:t>
+                    <w:tab/>
+                  </w:r>
+                  <w:r>
+                    <w:rPr>
+                      <w:rFonts w:ascii="Avenir Next" w:hAnsi="Avenir Next" w:cs="Avenir Next" w:eastAsia="Avenir Next"/>
+                      <w:color w:val="1A1A1A"/>
+                      <w:sz w:val="22"/>
+                      <w:szCs w:val="20"/>
+                    </w:rPr>
+                    <w:t xml:space="preserve">square base, side 9 cm</w:t>
                   </w:r>
                   <w:r>
                     <w:rPr>
@@ -1186,7 +1205,7 @@
                       <w:sz w:val="20"/>
                       <w:szCs w:val="20"/>
                     </w:rPr>
-                    <w:tab/>
+                    <w:t xml:space="preserve">  </w:t>
                   </w:r>
                   <w:r>
                     <w:rPr>
@@ -1194,24 +1213,6 @@
                       <w:color w:val="1A1A1A"/>
                       <w:sz w:val="20"/>
                       <w:szCs w:val="20"/>
-                    </w:rPr>
-                    <w:t xml:space="preserve">square base, side 9 cm</w:t>
-                  </w:r>
-                  <w:r>
-                    <w:rPr>
-                      <w:rFonts w:ascii="Avenir Next" w:hAnsi="Avenir Next" w:cs="Avenir Next" w:eastAsia="Avenir Next"/>
-                      <w:color w:val="1A1A1A"/>
-                      <w:sz w:val="20"/>
-                      <w:szCs w:val="20"/>
-                    </w:rPr>
-                    <w:t xml:space="preserve">  </w:t>
-                  </w:r>
-                  <w:r>
-                    <w:rPr>
-                      <w:rFonts w:ascii="Avenir Next" w:hAnsi="Avenir Next" w:cs="Avenir Next" w:eastAsia="Avenir Next"/>
-                      <w:color w:val="1A1A1A"/>
-                      <w:sz w:val="20"/>
-                      <w:szCs w:val="20"/>
                       <w:u w:val="single"/>
                     </w:rPr>
                     <w:t xml:space="preserve">              </w:t>
@@ -1220,7 +1221,7 @@
                     <w:rPr>
                       <w:rFonts w:ascii="Avenir Next" w:hAnsi="Avenir Next" w:cs="Avenir Next" w:eastAsia="Avenir Next"/>
                       <w:color w:val="1A1A1A"/>
-                      <w:sz w:val="20"/>
+                      <w:sz w:val="22"/>
                       <w:szCs w:val="20"/>
                     </w:rPr>
                     <w:t xml:space="preserve"> cm²</w:t>
@@ -1245,10 +1246,28 @@
                       <w:rFonts w:ascii="Avenir Next" w:hAnsi="Avenir Next" w:cs="Avenir Next" w:eastAsia="Avenir Next"/>
                       <w:b/>
                       <w:color w:val="003A70"/>
+                      <w:sz w:val="22"/>
+                      <w:szCs w:val="20"/>
+                    </w:rPr>
+                    <w:t xml:space="preserve">b.</w:t>
+                  </w:r>
+                  <w:r>
+                    <w:rPr>
+                      <w:rFonts w:ascii="Avenir Next" w:hAnsi="Avenir Next" w:cs="Avenir Next" w:eastAsia="Avenir Next"/>
+                      <w:color w:val="1A1A1A"/>
                       <w:sz w:val="20"/>
                       <w:szCs w:val="20"/>
                     </w:rPr>
-                    <w:t xml:space="preserve">b.</w:t>
+                    <w:tab/>
+                  </w:r>
+                  <w:r>
+                    <w:rPr>
+                      <w:rFonts w:ascii="Avenir Next" w:hAnsi="Avenir Next" w:cs="Avenir Next" w:eastAsia="Avenir Next"/>
+                      <w:color w:val="1A1A1A"/>
+                      <w:sz w:val="22"/>
+                      <w:szCs w:val="20"/>
+                    </w:rPr>
+                    <w:t xml:space="preserve">one triangle, base 9 cm, slant 4 cm</w:t>
                   </w:r>
                   <w:r>
                     <w:rPr>
@@ -1257,7 +1276,7 @@
                       <w:sz w:val="20"/>
                       <w:szCs w:val="20"/>
                     </w:rPr>
-                    <w:tab/>
+                    <w:t xml:space="preserve">  </w:t>
                   </w:r>
                   <w:r>
                     <w:rPr>
@@ -1265,24 +1284,6 @@
                       <w:color w:val="1A1A1A"/>
                       <w:sz w:val="20"/>
                       <w:szCs w:val="20"/>
-                    </w:rPr>
-                    <w:t xml:space="preserve">one triangle, base 9 cm, slant 4 cm</w:t>
-                  </w:r>
-                  <w:r>
-                    <w:rPr>
-                      <w:rFonts w:ascii="Avenir Next" w:hAnsi="Avenir Next" w:cs="Avenir Next" w:eastAsia="Avenir Next"/>
-                      <w:color w:val="1A1A1A"/>
-                      <w:sz w:val="20"/>
-                      <w:szCs w:val="20"/>
-                    </w:rPr>
-                    <w:t xml:space="preserve">  </w:t>
-                  </w:r>
-                  <w:r>
-                    <w:rPr>
-                      <w:rFonts w:ascii="Avenir Next" w:hAnsi="Avenir Next" w:cs="Avenir Next" w:eastAsia="Avenir Next"/>
-                      <w:color w:val="1A1A1A"/>
-                      <w:sz w:val="20"/>
-                      <w:szCs w:val="20"/>
                       <w:u w:val="single"/>
                     </w:rPr>
                     <w:t xml:space="preserve">              </w:t>
@@ -1291,7 +1292,7 @@
                     <w:rPr>
                       <w:rFonts w:ascii="Avenir Next" w:hAnsi="Avenir Next" w:cs="Avenir Next" w:eastAsia="Avenir Next"/>
                       <w:color w:val="1A1A1A"/>
-                      <w:sz w:val="20"/>
+                      <w:sz w:val="22"/>
                       <w:szCs w:val="20"/>
                     </w:rPr>
                     <w:t xml:space="preserve"> cm²</w:t>
@@ -1399,25 +1400,25 @@
                       <w:rFonts w:ascii="Avenir Next" w:hAnsi="Avenir Next" w:cs="Avenir Next" w:eastAsia="Avenir Next"/>
                       <w:b/>
                       <w:color w:val="1A1A1A"/>
+                      <w:sz w:val="22"/>
+                      <w:szCs w:val="20"/>
+                    </w:rPr>
+                    <w:t xml:space="preserve">2.</w:t>
+                  </w:r>
+                  <w:r>
+                    <w:rPr>
+                      <w:rFonts w:ascii="Avenir Next" w:hAnsi="Avenir Next" w:cs="Avenir Next" w:eastAsia="Avenir Next"/>
+                      <w:color w:val="1A1A1A"/>
                       <w:sz w:val="20"/>
                       <w:szCs w:val="20"/>
                     </w:rPr>
-                    <w:t xml:space="preserve">2.</w:t>
-                  </w:r>
-                  <w:r>
-                    <w:rPr>
-                      <w:rFonts w:ascii="Avenir Next" w:hAnsi="Avenir Next" w:cs="Avenir Next" w:eastAsia="Avenir Next"/>
-                      <w:color w:val="1A1A1A"/>
-                      <w:sz w:val="20"/>
-                      <w:szCs w:val="20"/>
-                    </w:rPr>
                     <w:tab/>
                   </w:r>
                   <w:r>
                     <w:rPr>
                       <w:rFonts w:ascii="Avenir Next" w:hAnsi="Avenir Next" w:cs="Avenir Next" w:eastAsia="Avenir Next"/>
                       <w:color w:val="1A1A1A"/>
-                      <w:sz w:val="20"/>
+                      <w:sz w:val="22"/>
                       <w:szCs w:val="20"/>
                     </w:rPr>
                     <w:t xml:space="preserve">Use the net to find the surface area of the square pyramid.</w:t>
@@ -1494,25 +1495,25 @@
                       <w:rFonts w:ascii="Avenir Next" w:hAnsi="Avenir Next" w:cs="Avenir Next" w:eastAsia="Avenir Next"/>
                       <w:b/>
                       <w:color w:val="1A1A1A"/>
+                      <w:sz w:val="22"/>
+                      <w:szCs w:val="18"/>
+                    </w:rPr>
+                    <w:t xml:space="preserve">Answer</w:t>
+                  </w:r>
+                  <w:r>
+                    <w:rPr>
+                      <w:rFonts w:ascii="Avenir Next" w:hAnsi="Avenir Next" w:cs="Avenir Next" w:eastAsia="Avenir Next"/>
+                      <w:color w:val="1A1A1A"/>
                       <w:sz w:val="18"/>
                       <w:szCs w:val="18"/>
                     </w:rPr>
-                    <w:t xml:space="preserve">Answer</w:t>
-                  </w:r>
-                  <w:r>
-                    <w:rPr>
-                      <w:rFonts w:ascii="Avenir Next" w:hAnsi="Avenir Next" w:cs="Avenir Next" w:eastAsia="Avenir Next"/>
-                      <w:color w:val="1A1A1A"/>
-                      <w:sz w:val="18"/>
-                      <w:szCs w:val="18"/>
-                    </w:rPr>
                     <w:tab/>
                   </w:r>
                   <w:r>
                     <w:rPr>
                       <w:rFonts w:ascii="Avenir Next" w:hAnsi="Avenir Next" w:cs="Avenir Next" w:eastAsia="Avenir Next"/>
                       <w:color w:val="1A1A1A"/>
-                      <w:sz w:val="18"/>
+                      <w:sz w:val="22"/>
                       <w:szCs w:val="18"/>
                     </w:rPr>
                     <w:t xml:space="preserve">  in²</w:t>
@@ -1533,7 +1534,7 @@
                     <w:drawing>
                       <wp:inline distT="0" distB="0" distL="0" distR="0">
                         <wp:extent cx="1097280" cy="1097280"/>
-                        <wp:docPr id="2" name="Figure 2"/>
+                        <wp:docPr id="2" name="Figure 2" descr="Net of a square pyramid: a square with one triangle on each side. Printed dimension labels: base: 6 in; slant: 7 in."/>
                         <a:graphic xmlns:a="http://schemas.openxmlformats.org/drawingml/2006/main">
                           <a:graphicData uri="http://schemas.openxmlformats.org/drawingml/2006/picture">
                             <pic:pic xmlns:pic="http://schemas.openxmlformats.org/drawingml/2006/picture">
@@ -1631,7 +1632,7 @@
                 <w:rFonts w:ascii="Avenir Next" w:hAnsi="Avenir Next" w:cs="Avenir Next" w:eastAsia="Avenir Next"/>
                 <w:b/>
                 <w:color w:val="1A1A1A"/>
-                <w:sz w:val="20"/>
+                <w:sz w:val="22"/>
                 <w:szCs w:val="20"/>
               </w:rPr>
               <w:t xml:space="preserve">3.</w:t>
@@ -1649,7 +1650,7 @@
               <w:rPr>
                 <w:rFonts w:ascii="Avenir Next" w:hAnsi="Avenir Next" w:cs="Avenir Next" w:eastAsia="Avenir Next"/>
                 <w:color w:val="1A1A1A"/>
-                <w:sz w:val="20"/>
+                <w:sz w:val="22"/>
                 <w:szCs w:val="20"/>
               </w:rPr>
               <w:t xml:space="preserve">Which measure is the height of each triangular face?</w:t>
@@ -1703,25 +1704,25 @@
                       <w:rFonts w:ascii="Avenir Next" w:hAnsi="Avenir Next" w:cs="Avenir Next" w:eastAsia="Avenir Next"/>
                       <w:b/>
                       <w:color w:val="003A70"/>
+                      <w:sz w:val="22"/>
+                      <w:szCs w:val="19"/>
+                    </w:rPr>
+                    <w:t xml:space="preserve">A</w:t>
+                  </w:r>
+                  <w:r>
+                    <w:rPr>
+                      <w:rFonts w:ascii="Avenir Next" w:hAnsi="Avenir Next" w:cs="Avenir Next" w:eastAsia="Avenir Next"/>
+                      <w:color w:val="1A1A1A"/>
                       <w:sz w:val="19"/>
                       <w:szCs w:val="19"/>
                     </w:rPr>
-                    <w:t xml:space="preserve">A</w:t>
-                  </w:r>
-                  <w:r>
-                    <w:rPr>
-                      <w:rFonts w:ascii="Avenir Next" w:hAnsi="Avenir Next" w:cs="Avenir Next" w:eastAsia="Avenir Next"/>
-                      <w:color w:val="1A1A1A"/>
-                      <w:sz w:val="19"/>
-                      <w:szCs w:val="19"/>
-                    </w:rPr>
                     <w:tab/>
                   </w:r>
                   <w:r>
                     <w:rPr>
                       <w:rFonts w:ascii="Avenir Next" w:hAnsi="Avenir Next" w:cs="Avenir Next" w:eastAsia="Avenir Next"/>
                       <w:color w:val="1A1A1A"/>
-                      <w:sz w:val="19"/>
+                      <w:sz w:val="22"/>
                       <w:szCs w:val="19"/>
                     </w:rPr>
                     <w:t xml:space="preserve">the slant height</w:t>
@@ -1746,25 +1747,25 @@
                       <w:rFonts w:ascii="Avenir Next" w:hAnsi="Avenir Next" w:cs="Avenir Next" w:eastAsia="Avenir Next"/>
                       <w:b/>
                       <w:color w:val="003A70"/>
+                      <w:sz w:val="22"/>
+                      <w:szCs w:val="19"/>
+                    </w:rPr>
+                    <w:t xml:space="preserve">B</w:t>
+                  </w:r>
+                  <w:r>
+                    <w:rPr>
+                      <w:rFonts w:ascii="Avenir Next" w:hAnsi="Avenir Next" w:cs="Avenir Next" w:eastAsia="Avenir Next"/>
+                      <w:color w:val="1A1A1A"/>
                       <w:sz w:val="19"/>
                       <w:szCs w:val="19"/>
                     </w:rPr>
-                    <w:t xml:space="preserve">B</w:t>
-                  </w:r>
-                  <w:r>
-                    <w:rPr>
-                      <w:rFonts w:ascii="Avenir Next" w:hAnsi="Avenir Next" w:cs="Avenir Next" w:eastAsia="Avenir Next"/>
-                      <w:color w:val="1A1A1A"/>
-                      <w:sz w:val="19"/>
-                      <w:szCs w:val="19"/>
-                    </w:rPr>
                     <w:tab/>
                   </w:r>
                   <w:r>
                     <w:rPr>
                       <w:rFonts w:ascii="Avenir Next" w:hAnsi="Avenir Next" w:cs="Avenir Next" w:eastAsia="Avenir Next"/>
                       <w:color w:val="1A1A1A"/>
-                      <w:sz w:val="19"/>
+                      <w:sz w:val="22"/>
                       <w:szCs w:val="19"/>
                     </w:rPr>
                     <w:t xml:space="preserve">the pyramid’s straight-up height</w:t>
@@ -1794,25 +1795,25 @@
                       <w:rFonts w:ascii="Avenir Next" w:hAnsi="Avenir Next" w:cs="Avenir Next" w:eastAsia="Avenir Next"/>
                       <w:b/>
                       <w:color w:val="003A70"/>
+                      <w:sz w:val="22"/>
+                      <w:szCs w:val="19"/>
+                    </w:rPr>
+                    <w:t xml:space="preserve">C</w:t>
+                  </w:r>
+                  <w:r>
+                    <w:rPr>
+                      <w:rFonts w:ascii="Avenir Next" w:hAnsi="Avenir Next" w:cs="Avenir Next" w:eastAsia="Avenir Next"/>
+                      <w:color w:val="1A1A1A"/>
                       <w:sz w:val="19"/>
                       <w:szCs w:val="19"/>
                     </w:rPr>
-                    <w:t xml:space="preserve">C</w:t>
-                  </w:r>
-                  <w:r>
-                    <w:rPr>
-                      <w:rFonts w:ascii="Avenir Next" w:hAnsi="Avenir Next" w:cs="Avenir Next" w:eastAsia="Avenir Next"/>
-                      <w:color w:val="1A1A1A"/>
-                      <w:sz w:val="19"/>
-                      <w:szCs w:val="19"/>
-                    </w:rPr>
                     <w:tab/>
                   </w:r>
                   <w:r>
                     <w:rPr>
                       <w:rFonts w:ascii="Avenir Next" w:hAnsi="Avenir Next" w:cs="Avenir Next" w:eastAsia="Avenir Next"/>
                       <w:color w:val="1A1A1A"/>
-                      <w:sz w:val="19"/>
+                      <w:sz w:val="22"/>
                       <w:szCs w:val="19"/>
                     </w:rPr>
                     <w:t xml:space="preserve">a base edge</w:t>
@@ -1837,25 +1838,25 @@
                       <w:rFonts w:ascii="Avenir Next" w:hAnsi="Avenir Next" w:cs="Avenir Next" w:eastAsia="Avenir Next"/>
                       <w:b/>
                       <w:color w:val="003A70"/>
+                      <w:sz w:val="22"/>
+                      <w:szCs w:val="19"/>
+                    </w:rPr>
+                    <w:t xml:space="preserve">D</w:t>
+                  </w:r>
+                  <w:r>
+                    <w:rPr>
+                      <w:rFonts w:ascii="Avenir Next" w:hAnsi="Avenir Next" w:cs="Avenir Next" w:eastAsia="Avenir Next"/>
+                      <w:color w:val="1A1A1A"/>
                       <w:sz w:val="19"/>
                       <w:szCs w:val="19"/>
                     </w:rPr>
-                    <w:t xml:space="preserve">D</w:t>
-                  </w:r>
-                  <w:r>
-                    <w:rPr>
-                      <w:rFonts w:ascii="Avenir Next" w:hAnsi="Avenir Next" w:cs="Avenir Next" w:eastAsia="Avenir Next"/>
-                      <w:color w:val="1A1A1A"/>
-                      <w:sz w:val="19"/>
-                      <w:szCs w:val="19"/>
-                    </w:rPr>
                     <w:tab/>
                   </w:r>
                   <w:r>
                     <w:rPr>
                       <w:rFonts w:ascii="Avenir Next" w:hAnsi="Avenir Next" w:cs="Avenir Next" w:eastAsia="Avenir Next"/>
                       <w:color w:val="1A1A1A"/>
-                      <w:sz w:val="19"/>
+                      <w:sz w:val="22"/>
                       <w:szCs w:val="19"/>
                     </w:rPr>
                     <w:t xml:space="preserve">the apex</w:t>
@@ -1905,7 +1906,7 @@
         <w:rPr>
           <w:rFonts w:ascii="Avenir Next" w:hAnsi="Avenir Next" w:cs="Avenir Next" w:eastAsia="Avenir Next"/>
           <w:color w:val="1A1A1A"/>
-          <w:sz w:val="17"/>
+          <w:sz w:val="22"/>
           <w:szCs w:val="17"/>
         </w:rPr>
         <w:t xml:space="preserve">  I got it</w:t>
@@ -1923,7 +1924,7 @@
         <w:rPr>
           <w:rFonts w:ascii="Avenir Next" w:hAnsi="Avenir Next" w:cs="Avenir Next" w:eastAsia="Avenir Next"/>
           <w:color w:val="1A1A1A"/>
-          <w:sz w:val="17"/>
+          <w:sz w:val="22"/>
           <w:szCs w:val="17"/>
         </w:rPr>
         <w:t xml:space="preserve">  Almost</w:t>
@@ -1941,7 +1942,7 @@
         <w:rPr>
           <w:rFonts w:ascii="Avenir Next" w:hAnsi="Avenir Next" w:cs="Avenir Next" w:eastAsia="Avenir Next"/>
           <w:color w:val="1A1A1A"/>
-          <w:sz w:val="17"/>
+          <w:sz w:val="22"/>
           <w:szCs w:val="17"/>
         </w:rPr>
         <w:t xml:space="preserve">  I need help</w:t>
@@ -1980,7 +1981,7 @@
         <w:rPr>
           <w:rFonts w:ascii="Avenir Next" w:hAnsi="Avenir Next" w:cs="Avenir Next" w:eastAsia="Avenir Next"/>
           <w:color w:val="1A1A1A"/>
-          <w:sz w:val="18"/>
+          <w:sz w:val="22"/>
           <w:szCs w:val="18"/>
         </w:rPr>
         <w:t xml:space="preserve">Name</w:t>
@@ -2065,7 +2066,7 @@
                 <w:rFonts w:ascii="Avenir Next" w:hAnsi="Avenir Next" w:cs="Avenir Next" w:eastAsia="Avenir Next"/>
                 <w:b/>
                 <w:color w:val="1A1A1A"/>
-                <w:sz w:val="20"/>
+                <w:sz w:val="22"/>
                 <w:szCs w:val="20"/>
               </w:rPr>
               <w:t xml:space="preserve">1.</w:t>
@@ -2083,7 +2084,7 @@
               <w:rPr>
                 <w:rFonts w:ascii="Avenir Next" w:hAnsi="Avenir Next" w:cs="Avenir Next" w:eastAsia="Avenir Next"/>
                 <w:color w:val="1A1A1A"/>
-                <w:sz w:val="20"/>
+                <w:sz w:val="22"/>
                 <w:szCs w:val="20"/>
               </w:rPr>
               <w:t xml:space="preserve">Find each lateral area.</w:t>
@@ -2138,10 +2139,28 @@
                       <w:rFonts w:ascii="Avenir Next" w:hAnsi="Avenir Next" w:cs="Avenir Next" w:eastAsia="Avenir Next"/>
                       <w:b/>
                       <w:color w:val="003A70"/>
+                      <w:sz w:val="22"/>
+                      <w:szCs w:val="20"/>
+                    </w:rPr>
+                    <w:t xml:space="preserve">a.</w:t>
+                  </w:r>
+                  <w:r>
+                    <w:rPr>
+                      <w:rFonts w:ascii="Avenir Next" w:hAnsi="Avenir Next" w:cs="Avenir Next" w:eastAsia="Avenir Next"/>
+                      <w:color w:val="1A1A1A"/>
                       <w:sz w:val="20"/>
                       <w:szCs w:val="20"/>
                     </w:rPr>
-                    <w:t xml:space="preserve">a.</w:t>
+                    <w:tab/>
+                  </w:r>
+                  <w:r>
+                    <w:rPr>
+                      <w:rFonts w:ascii="Avenir Next" w:hAnsi="Avenir Next" w:cs="Avenir Next" w:eastAsia="Avenir Next"/>
+                      <w:color w:val="1A1A1A"/>
+                      <w:sz w:val="22"/>
+                      <w:szCs w:val="20"/>
+                    </w:rPr>
+                    <w:t xml:space="preserve">4 faces, each 15 cm²</w:t>
                   </w:r>
                   <w:r>
                     <w:rPr>
@@ -2150,7 +2169,7 @@
                       <w:sz w:val="20"/>
                       <w:szCs w:val="20"/>
                     </w:rPr>
-                    <w:tab/>
+                    <w:t xml:space="preserve">  </w:t>
                   </w:r>
                   <w:r>
                     <w:rPr>
@@ -2158,24 +2177,6 @@
                       <w:color w:val="1A1A1A"/>
                       <w:sz w:val="20"/>
                       <w:szCs w:val="20"/>
-                    </w:rPr>
-                    <w:t xml:space="preserve">4 faces, each 15 cm²</w:t>
-                  </w:r>
-                  <w:r>
-                    <w:rPr>
-                      <w:rFonts w:ascii="Avenir Next" w:hAnsi="Avenir Next" w:cs="Avenir Next" w:eastAsia="Avenir Next"/>
-                      <w:color w:val="1A1A1A"/>
-                      <w:sz w:val="20"/>
-                      <w:szCs w:val="20"/>
-                    </w:rPr>
-                    <w:t xml:space="preserve">  </w:t>
-                  </w:r>
-                  <w:r>
-                    <w:rPr>
-                      <w:rFonts w:ascii="Avenir Next" w:hAnsi="Avenir Next" w:cs="Avenir Next" w:eastAsia="Avenir Next"/>
-                      <w:color w:val="1A1A1A"/>
-                      <w:sz w:val="20"/>
-                      <w:szCs w:val="20"/>
                       <w:u w:val="single"/>
                     </w:rPr>
                     <w:t xml:space="preserve">              </w:t>
@@ -2184,7 +2185,7 @@
                     <w:rPr>
                       <w:rFonts w:ascii="Avenir Next" w:hAnsi="Avenir Next" w:cs="Avenir Next" w:eastAsia="Avenir Next"/>
                       <w:color w:val="1A1A1A"/>
-                      <w:sz w:val="20"/>
+                      <w:sz w:val="22"/>
                       <w:szCs w:val="20"/>
                     </w:rPr>
                     <w:t xml:space="preserve"> cm²</w:t>
@@ -2209,10 +2210,28 @@
                       <w:rFonts w:ascii="Avenir Next" w:hAnsi="Avenir Next" w:cs="Avenir Next" w:eastAsia="Avenir Next"/>
                       <w:b/>
                       <w:color w:val="003A70"/>
+                      <w:sz w:val="22"/>
+                      <w:szCs w:val="20"/>
+                    </w:rPr>
+                    <w:t xml:space="preserve">b.</w:t>
+                  </w:r>
+                  <w:r>
+                    <w:rPr>
+                      <w:rFonts w:ascii="Avenir Next" w:hAnsi="Avenir Next" w:cs="Avenir Next" w:eastAsia="Avenir Next"/>
+                      <w:color w:val="1A1A1A"/>
                       <w:sz w:val="20"/>
                       <w:szCs w:val="20"/>
                     </w:rPr>
-                    <w:t xml:space="preserve">b.</w:t>
+                    <w:tab/>
+                  </w:r>
+                  <w:r>
+                    <w:rPr>
+                      <w:rFonts w:ascii="Avenir Next" w:hAnsi="Avenir Next" w:cs="Avenir Next" w:eastAsia="Avenir Next"/>
+                      <w:color w:val="1A1A1A"/>
+                      <w:sz w:val="22"/>
+                      <w:szCs w:val="20"/>
+                    </w:rPr>
+                    <w:t xml:space="preserve">SA = 100 in², base = 36 in²</w:t>
                   </w:r>
                   <w:r>
                     <w:rPr>
@@ -2221,7 +2240,7 @@
                       <w:sz w:val="20"/>
                       <w:szCs w:val="20"/>
                     </w:rPr>
-                    <w:tab/>
+                    <w:t xml:space="preserve">  </w:t>
                   </w:r>
                   <w:r>
                     <w:rPr>
@@ -2229,24 +2248,6 @@
                       <w:color w:val="1A1A1A"/>
                       <w:sz w:val="20"/>
                       <w:szCs w:val="20"/>
-                    </w:rPr>
-                    <w:t xml:space="preserve">SA = 100 in², base = 36 in²</w:t>
-                  </w:r>
-                  <w:r>
-                    <w:rPr>
-                      <w:rFonts w:ascii="Avenir Next" w:hAnsi="Avenir Next" w:cs="Avenir Next" w:eastAsia="Avenir Next"/>
-                      <w:color w:val="1A1A1A"/>
-                      <w:sz w:val="20"/>
-                      <w:szCs w:val="20"/>
-                    </w:rPr>
-                    <w:t xml:space="preserve">  </w:t>
-                  </w:r>
-                  <w:r>
-                    <w:rPr>
-                      <w:rFonts w:ascii="Avenir Next" w:hAnsi="Avenir Next" w:cs="Avenir Next" w:eastAsia="Avenir Next"/>
-                      <w:color w:val="1A1A1A"/>
-                      <w:sz w:val="20"/>
-                      <w:szCs w:val="20"/>
                       <w:u w:val="single"/>
                     </w:rPr>
                     <w:t xml:space="preserve">              </w:t>
@@ -2255,7 +2256,7 @@
                     <w:rPr>
                       <w:rFonts w:ascii="Avenir Next" w:hAnsi="Avenir Next" w:cs="Avenir Next" w:eastAsia="Avenir Next"/>
                       <w:color w:val="1A1A1A"/>
-                      <w:sz w:val="20"/>
+                      <w:sz w:val="22"/>
                       <w:szCs w:val="20"/>
                     </w:rPr>
                     <w:t xml:space="preserve"> in²</w:t>
@@ -2363,25 +2364,25 @@
                       <w:rFonts w:ascii="Avenir Next" w:hAnsi="Avenir Next" w:cs="Avenir Next" w:eastAsia="Avenir Next"/>
                       <w:b/>
                       <w:color w:val="1A1A1A"/>
+                      <w:sz w:val="22"/>
+                      <w:szCs w:val="20"/>
+                    </w:rPr>
+                    <w:t xml:space="preserve">2.</w:t>
+                  </w:r>
+                  <w:r>
+                    <w:rPr>
+                      <w:rFonts w:ascii="Avenir Next" w:hAnsi="Avenir Next" w:cs="Avenir Next" w:eastAsia="Avenir Next"/>
+                      <w:color w:val="1A1A1A"/>
                       <w:sz w:val="20"/>
                       <w:szCs w:val="20"/>
                     </w:rPr>
-                    <w:t xml:space="preserve">2.</w:t>
-                  </w:r>
-                  <w:r>
-                    <w:rPr>
-                      <w:rFonts w:ascii="Avenir Next" w:hAnsi="Avenir Next" w:cs="Avenir Next" w:eastAsia="Avenir Next"/>
-                      <w:color w:val="1A1A1A"/>
-                      <w:sz w:val="20"/>
-                      <w:szCs w:val="20"/>
-                    </w:rPr>
                     <w:tab/>
                   </w:r>
                   <w:r>
                     <w:rPr>
                       <w:rFonts w:ascii="Avenir Next" w:hAnsi="Avenir Next" w:cs="Avenir Next" w:eastAsia="Avenir Next"/>
                       <w:color w:val="1A1A1A"/>
-                      <w:sz w:val="20"/>
+                      <w:sz w:val="22"/>
                       <w:szCs w:val="20"/>
                     </w:rPr>
                     <w:t xml:space="preserve">Only the slanted faces are painted. Find the painted area.</w:t>
@@ -2458,25 +2459,25 @@
                       <w:rFonts w:ascii="Avenir Next" w:hAnsi="Avenir Next" w:cs="Avenir Next" w:eastAsia="Avenir Next"/>
                       <w:b/>
                       <w:color w:val="1A1A1A"/>
+                      <w:sz w:val="22"/>
+                      <w:szCs w:val="18"/>
+                    </w:rPr>
+                    <w:t xml:space="preserve">Answer</w:t>
+                  </w:r>
+                  <w:r>
+                    <w:rPr>
+                      <w:rFonts w:ascii="Avenir Next" w:hAnsi="Avenir Next" w:cs="Avenir Next" w:eastAsia="Avenir Next"/>
+                      <w:color w:val="1A1A1A"/>
                       <w:sz w:val="18"/>
                       <w:szCs w:val="18"/>
                     </w:rPr>
-                    <w:t xml:space="preserve">Answer</w:t>
-                  </w:r>
-                  <w:r>
-                    <w:rPr>
-                      <w:rFonts w:ascii="Avenir Next" w:hAnsi="Avenir Next" w:cs="Avenir Next" w:eastAsia="Avenir Next"/>
-                      <w:color w:val="1A1A1A"/>
-                      <w:sz w:val="18"/>
-                      <w:szCs w:val="18"/>
-                    </w:rPr>
                     <w:tab/>
                   </w:r>
                   <w:r>
                     <w:rPr>
                       <w:rFonts w:ascii="Avenir Next" w:hAnsi="Avenir Next" w:cs="Avenir Next" w:eastAsia="Avenir Next"/>
                       <w:color w:val="1A1A1A"/>
-                      <w:sz w:val="18"/>
+                      <w:sz w:val="22"/>
                       <w:szCs w:val="18"/>
                     </w:rPr>
                     <w:t xml:space="preserve">  m²</w:t>
@@ -2497,7 +2498,7 @@
                     <w:drawing>
                       <wp:inline distT="0" distB="0" distL="0" distR="0">
                         <wp:extent cx="1097280" cy="806334"/>
-                        <wp:docPr id="3" name="Figure 3"/>
+                        <wp:docPr id="3" name="Figure 3" descr="Square pyramid. Base edge 10 m; slant height 6 m."/>
                         <a:graphic xmlns:a="http://schemas.openxmlformats.org/drawingml/2006/main">
                           <a:graphicData uri="http://schemas.openxmlformats.org/drawingml/2006/picture">
                             <pic:pic xmlns:pic="http://schemas.openxmlformats.org/drawingml/2006/picture">
@@ -2595,7 +2596,7 @@
                 <w:rFonts w:ascii="Avenir Next" w:hAnsi="Avenir Next" w:cs="Avenir Next" w:eastAsia="Avenir Next"/>
                 <w:b/>
                 <w:color w:val="1A1A1A"/>
-                <w:sz w:val="20"/>
+                <w:sz w:val="22"/>
                 <w:szCs w:val="20"/>
               </w:rPr>
               <w:t xml:space="preserve">3.</w:t>
@@ -2613,7 +2614,7 @@
               <w:rPr>
                 <w:rFonts w:ascii="Avenir Next" w:hAnsi="Avenir Next" w:cs="Avenir Next" w:eastAsia="Avenir Next"/>
                 <w:color w:val="1A1A1A"/>
-                <w:sz w:val="20"/>
+                <w:sz w:val="22"/>
                 <w:szCs w:val="20"/>
               </w:rPr>
               <w:t xml:space="preserve">A tent has no floor. What should you find to know how much fabric it needs?</w:t>
@@ -2669,25 +2670,25 @@
                       <w:rFonts w:ascii="Avenir Next" w:hAnsi="Avenir Next" w:cs="Avenir Next" w:eastAsia="Avenir Next"/>
                       <w:b/>
                       <w:color w:val="003A70"/>
+                      <w:sz w:val="22"/>
+                      <w:szCs w:val="19"/>
+                    </w:rPr>
+                    <w:t xml:space="preserve">A</w:t>
+                  </w:r>
+                  <w:r>
+                    <w:rPr>
+                      <w:rFonts w:ascii="Avenir Next" w:hAnsi="Avenir Next" w:cs="Avenir Next" w:eastAsia="Avenir Next"/>
+                      <w:color w:val="1A1A1A"/>
                       <w:sz w:val="19"/>
                       <w:szCs w:val="19"/>
                     </w:rPr>
-                    <w:t xml:space="preserve">A</w:t>
-                  </w:r>
-                  <w:r>
-                    <w:rPr>
-                      <w:rFonts w:ascii="Avenir Next" w:hAnsi="Avenir Next" w:cs="Avenir Next" w:eastAsia="Avenir Next"/>
-                      <w:color w:val="1A1A1A"/>
-                      <w:sz w:val="19"/>
-                      <w:szCs w:val="19"/>
-                    </w:rPr>
                     <w:tab/>
                   </w:r>
                   <w:r>
                     <w:rPr>
                       <w:rFonts w:ascii="Avenir Next" w:hAnsi="Avenir Next" w:cs="Avenir Next" w:eastAsia="Avenir Next"/>
                       <w:color w:val="1A1A1A"/>
-                      <w:sz w:val="19"/>
+                      <w:sz w:val="22"/>
                       <w:szCs w:val="19"/>
                     </w:rPr>
                     <w:t xml:space="preserve">lateral area</w:t>
@@ -2712,25 +2713,25 @@
                       <w:rFonts w:ascii="Avenir Next" w:hAnsi="Avenir Next" w:cs="Avenir Next" w:eastAsia="Avenir Next"/>
                       <w:b/>
                       <w:color w:val="003A70"/>
+                      <w:sz w:val="22"/>
+                      <w:szCs w:val="19"/>
+                    </w:rPr>
+                    <w:t xml:space="preserve">B</w:t>
+                  </w:r>
+                  <w:r>
+                    <w:rPr>
+                      <w:rFonts w:ascii="Avenir Next" w:hAnsi="Avenir Next" w:cs="Avenir Next" w:eastAsia="Avenir Next"/>
+                      <w:color w:val="1A1A1A"/>
                       <w:sz w:val="19"/>
                       <w:szCs w:val="19"/>
                     </w:rPr>
-                    <w:t xml:space="preserve">B</w:t>
-                  </w:r>
-                  <w:r>
-                    <w:rPr>
-                      <w:rFonts w:ascii="Avenir Next" w:hAnsi="Avenir Next" w:cs="Avenir Next" w:eastAsia="Avenir Next"/>
-                      <w:color w:val="1A1A1A"/>
-                      <w:sz w:val="19"/>
-                      <w:szCs w:val="19"/>
-                    </w:rPr>
                     <w:tab/>
                   </w:r>
                   <w:r>
                     <w:rPr>
                       <w:rFonts w:ascii="Avenir Next" w:hAnsi="Avenir Next" w:cs="Avenir Next" w:eastAsia="Avenir Next"/>
                       <w:color w:val="1A1A1A"/>
-                      <w:sz w:val="19"/>
+                      <w:sz w:val="22"/>
                       <w:szCs w:val="19"/>
                     </w:rPr>
                     <w:t xml:space="preserve">surface area</w:t>
@@ -2755,25 +2756,25 @@
                       <w:rFonts w:ascii="Avenir Next" w:hAnsi="Avenir Next" w:cs="Avenir Next" w:eastAsia="Avenir Next"/>
                       <w:b/>
                       <w:color w:val="003A70"/>
+                      <w:sz w:val="22"/>
+                      <w:szCs w:val="19"/>
+                    </w:rPr>
+                    <w:t xml:space="preserve">C</w:t>
+                  </w:r>
+                  <w:r>
+                    <w:rPr>
+                      <w:rFonts w:ascii="Avenir Next" w:hAnsi="Avenir Next" w:cs="Avenir Next" w:eastAsia="Avenir Next"/>
+                      <w:color w:val="1A1A1A"/>
                       <w:sz w:val="19"/>
                       <w:szCs w:val="19"/>
                     </w:rPr>
-                    <w:t xml:space="preserve">C</w:t>
-                  </w:r>
-                  <w:r>
-                    <w:rPr>
-                      <w:rFonts w:ascii="Avenir Next" w:hAnsi="Avenir Next" w:cs="Avenir Next" w:eastAsia="Avenir Next"/>
-                      <w:color w:val="1A1A1A"/>
-                      <w:sz w:val="19"/>
-                      <w:szCs w:val="19"/>
-                    </w:rPr>
                     <w:tab/>
                   </w:r>
                   <w:r>
                     <w:rPr>
                       <w:rFonts w:ascii="Avenir Next" w:hAnsi="Avenir Next" w:cs="Avenir Next" w:eastAsia="Avenir Next"/>
                       <w:color w:val="1A1A1A"/>
-                      <w:sz w:val="19"/>
+                      <w:sz w:val="22"/>
                       <w:szCs w:val="19"/>
                     </w:rPr>
                     <w:t xml:space="preserve">base area</w:t>
@@ -2798,25 +2799,25 @@
                       <w:rFonts w:ascii="Avenir Next" w:hAnsi="Avenir Next" w:cs="Avenir Next" w:eastAsia="Avenir Next"/>
                       <w:b/>
                       <w:color w:val="003A70"/>
+                      <w:sz w:val="22"/>
+                      <w:szCs w:val="19"/>
+                    </w:rPr>
+                    <w:t xml:space="preserve">D</w:t>
+                  </w:r>
+                  <w:r>
+                    <w:rPr>
+                      <w:rFonts w:ascii="Avenir Next" w:hAnsi="Avenir Next" w:cs="Avenir Next" w:eastAsia="Avenir Next"/>
+                      <w:color w:val="1A1A1A"/>
                       <w:sz w:val="19"/>
                       <w:szCs w:val="19"/>
                     </w:rPr>
-                    <w:t xml:space="preserve">D</w:t>
-                  </w:r>
-                  <w:r>
-                    <w:rPr>
-                      <w:rFonts w:ascii="Avenir Next" w:hAnsi="Avenir Next" w:cs="Avenir Next" w:eastAsia="Avenir Next"/>
-                      <w:color w:val="1A1A1A"/>
-                      <w:sz w:val="19"/>
-                      <w:szCs w:val="19"/>
-                    </w:rPr>
                     <w:tab/>
                   </w:r>
                   <w:r>
                     <w:rPr>
                       <w:rFonts w:ascii="Avenir Next" w:hAnsi="Avenir Next" w:cs="Avenir Next" w:eastAsia="Avenir Next"/>
                       <w:color w:val="1A1A1A"/>
-                      <w:sz w:val="19"/>
+                      <w:sz w:val="22"/>
                       <w:szCs w:val="19"/>
                     </w:rPr>
                     <w:t xml:space="preserve">volume</w:t>
@@ -2866,7 +2867,7 @@
         <w:rPr>
           <w:rFonts w:ascii="Avenir Next" w:hAnsi="Avenir Next" w:cs="Avenir Next" w:eastAsia="Avenir Next"/>
           <w:color w:val="1A1A1A"/>
-          <w:sz w:val="17"/>
+          <w:sz w:val="22"/>
           <w:szCs w:val="17"/>
         </w:rPr>
         <w:t xml:space="preserve">  I got it</w:t>
@@ -2884,7 +2885,7 @@
         <w:rPr>
           <w:rFonts w:ascii="Avenir Next" w:hAnsi="Avenir Next" w:cs="Avenir Next" w:eastAsia="Avenir Next"/>
           <w:color w:val="1A1A1A"/>
-          <w:sz w:val="17"/>
+          <w:sz w:val="22"/>
           <w:szCs w:val="17"/>
         </w:rPr>
         <w:t xml:space="preserve">  Almost</w:t>
@@ -2902,7 +2903,7 @@
         <w:rPr>
           <w:rFonts w:ascii="Avenir Next" w:hAnsi="Avenir Next" w:cs="Avenir Next" w:eastAsia="Avenir Next"/>
           <w:color w:val="1A1A1A"/>
-          <w:sz w:val="17"/>
+          <w:sz w:val="22"/>
           <w:szCs w:val="17"/>
         </w:rPr>
         <w:t xml:space="preserve">  I need help</w:t>
@@ -2959,7 +2960,7 @@
         <w:rPr>
           <w:rFonts w:ascii="Avenir Next" w:hAnsi="Avenir Next" w:cs="Avenir Next" w:eastAsia="Avenir Next"/>
           <w:color w:val="1A1A1A"/>
-          <w:sz w:val="18"/>
+          <w:sz w:val="22"/>
           <w:szCs w:val="18"/>
         </w:rPr>
         <w:t xml:space="preserve">Name</w:t>
@@ -3044,7 +3045,7 @@
                 <w:rFonts w:ascii="Avenir Next" w:hAnsi="Avenir Next" w:cs="Avenir Next" w:eastAsia="Avenir Next"/>
                 <w:b/>
                 <w:color w:val="1A1A1A"/>
-                <w:sz w:val="20"/>
+                <w:sz w:val="22"/>
                 <w:szCs w:val="20"/>
               </w:rPr>
               <w:t xml:space="preserve">1.</w:t>
@@ -3062,7 +3063,7 @@
               <w:rPr>
                 <w:rFonts w:ascii="Avenir Next" w:hAnsi="Avenir Next" w:cs="Avenir Next" w:eastAsia="Avenir Next"/>
                 <w:color w:val="1A1A1A"/>
-                <w:sz w:val="20"/>
+                <w:sz w:val="22"/>
                 <w:szCs w:val="20"/>
               </w:rPr>
               <w:t xml:space="preserve">Find each lateral area.</w:t>
@@ -3117,10 +3118,28 @@
                       <w:rFonts w:ascii="Avenir Next" w:hAnsi="Avenir Next" w:cs="Avenir Next" w:eastAsia="Avenir Next"/>
                       <w:b/>
                       <w:color w:val="003A70"/>
+                      <w:sz w:val="22"/>
+                      <w:szCs w:val="20"/>
+                    </w:rPr>
+                    <w:t xml:space="preserve">a.</w:t>
+                  </w:r>
+                  <w:r>
+                    <w:rPr>
+                      <w:rFonts w:ascii="Avenir Next" w:hAnsi="Avenir Next" w:cs="Avenir Next" w:eastAsia="Avenir Next"/>
+                      <w:color w:val="1A1A1A"/>
                       <w:sz w:val="20"/>
                       <w:szCs w:val="20"/>
                     </w:rPr>
-                    <w:t xml:space="preserve">a.</w:t>
+                    <w:tab/>
+                  </w:r>
+                  <w:r>
+                    <w:rPr>
+                      <w:rFonts w:ascii="Avenir Next" w:hAnsi="Avenir Next" w:cs="Avenir Next" w:eastAsia="Avenir Next"/>
+                      <w:color w:val="1A1A1A"/>
+                      <w:sz w:val="22"/>
+                      <w:szCs w:val="20"/>
+                    </w:rPr>
+                    <w:t xml:space="preserve">4 faces, each 15 cm²</w:t>
                   </w:r>
                   <w:r>
                     <w:rPr>
@@ -3129,7 +3148,7 @@
                       <w:sz w:val="20"/>
                       <w:szCs w:val="20"/>
                     </w:rPr>
-                    <w:tab/>
+                    <w:t xml:space="preserve">  </w:t>
                   </w:r>
                   <w:r>
                     <w:rPr>
@@ -3137,24 +3156,6 @@
                       <w:color w:val="1A1A1A"/>
                       <w:sz w:val="20"/>
                       <w:szCs w:val="20"/>
-                    </w:rPr>
-                    <w:t xml:space="preserve">4 faces, each 15 cm²</w:t>
-                  </w:r>
-                  <w:r>
-                    <w:rPr>
-                      <w:rFonts w:ascii="Avenir Next" w:hAnsi="Avenir Next" w:cs="Avenir Next" w:eastAsia="Avenir Next"/>
-                      <w:color w:val="1A1A1A"/>
-                      <w:sz w:val="20"/>
-                      <w:szCs w:val="20"/>
-                    </w:rPr>
-                    <w:t xml:space="preserve">  </w:t>
-                  </w:r>
-                  <w:r>
-                    <w:rPr>
-                      <w:rFonts w:ascii="Avenir Next" w:hAnsi="Avenir Next" w:cs="Avenir Next" w:eastAsia="Avenir Next"/>
-                      <w:color w:val="1A1A1A"/>
-                      <w:sz w:val="20"/>
-                      <w:szCs w:val="20"/>
                       <w:u w:val="single"/>
                     </w:rPr>
                     <w:t xml:space="preserve">              </w:t>
@@ -3163,7 +3164,7 @@
                     <w:rPr>
                       <w:rFonts w:ascii="Avenir Next" w:hAnsi="Avenir Next" w:cs="Avenir Next" w:eastAsia="Avenir Next"/>
                       <w:color w:val="1A1A1A"/>
-                      <w:sz w:val="20"/>
+                      <w:sz w:val="22"/>
                       <w:szCs w:val="20"/>
                     </w:rPr>
                     <w:t xml:space="preserve"> cm²</w:t>
@@ -3188,10 +3189,28 @@
                       <w:rFonts w:ascii="Avenir Next" w:hAnsi="Avenir Next" w:cs="Avenir Next" w:eastAsia="Avenir Next"/>
                       <w:b/>
                       <w:color w:val="003A70"/>
+                      <w:sz w:val="22"/>
+                      <w:szCs w:val="20"/>
+                    </w:rPr>
+                    <w:t xml:space="preserve">b.</w:t>
+                  </w:r>
+                  <w:r>
+                    <w:rPr>
+                      <w:rFonts w:ascii="Avenir Next" w:hAnsi="Avenir Next" w:cs="Avenir Next" w:eastAsia="Avenir Next"/>
+                      <w:color w:val="1A1A1A"/>
                       <w:sz w:val="20"/>
                       <w:szCs w:val="20"/>
                     </w:rPr>
-                    <w:t xml:space="preserve">b.</w:t>
+                    <w:tab/>
+                  </w:r>
+                  <w:r>
+                    <w:rPr>
+                      <w:rFonts w:ascii="Avenir Next" w:hAnsi="Avenir Next" w:cs="Avenir Next" w:eastAsia="Avenir Next"/>
+                      <w:color w:val="1A1A1A"/>
+                      <w:sz w:val="22"/>
+                      <w:szCs w:val="20"/>
+                    </w:rPr>
+                    <w:t xml:space="preserve">SA = 100 in², base = 36 in²</w:t>
                   </w:r>
                   <w:r>
                     <w:rPr>
@@ -3200,7 +3219,7 @@
                       <w:sz w:val="20"/>
                       <w:szCs w:val="20"/>
                     </w:rPr>
-                    <w:tab/>
+                    <w:t xml:space="preserve">  </w:t>
                   </w:r>
                   <w:r>
                     <w:rPr>
@@ -3208,24 +3227,6 @@
                       <w:color w:val="1A1A1A"/>
                       <w:sz w:val="20"/>
                       <w:szCs w:val="20"/>
-                    </w:rPr>
-                    <w:t xml:space="preserve">SA = 100 in², base = 36 in²</w:t>
-                  </w:r>
-                  <w:r>
-                    <w:rPr>
-                      <w:rFonts w:ascii="Avenir Next" w:hAnsi="Avenir Next" w:cs="Avenir Next" w:eastAsia="Avenir Next"/>
-                      <w:color w:val="1A1A1A"/>
-                      <w:sz w:val="20"/>
-                      <w:szCs w:val="20"/>
-                    </w:rPr>
-                    <w:t xml:space="preserve">  </w:t>
-                  </w:r>
-                  <w:r>
-                    <w:rPr>
-                      <w:rFonts w:ascii="Avenir Next" w:hAnsi="Avenir Next" w:cs="Avenir Next" w:eastAsia="Avenir Next"/>
-                      <w:color w:val="1A1A1A"/>
-                      <w:sz w:val="20"/>
-                      <w:szCs w:val="20"/>
                       <w:u w:val="single"/>
                     </w:rPr>
                     <w:t xml:space="preserve">              </w:t>
@@ -3234,7 +3235,7 @@
                     <w:rPr>
                       <w:rFonts w:ascii="Avenir Next" w:hAnsi="Avenir Next" w:cs="Avenir Next" w:eastAsia="Avenir Next"/>
                       <w:color w:val="1A1A1A"/>
-                      <w:sz w:val="20"/>
+                      <w:sz w:val="22"/>
                       <w:szCs w:val="20"/>
                     </w:rPr>
                     <w:t xml:space="preserve"> in²</w:t>
@@ -3342,25 +3343,25 @@
                       <w:rFonts w:ascii="Avenir Next" w:hAnsi="Avenir Next" w:cs="Avenir Next" w:eastAsia="Avenir Next"/>
                       <w:b/>
                       <w:color w:val="1A1A1A"/>
+                      <w:sz w:val="22"/>
+                      <w:szCs w:val="20"/>
+                    </w:rPr>
+                    <w:t xml:space="preserve">2.</w:t>
+                  </w:r>
+                  <w:r>
+                    <w:rPr>
+                      <w:rFonts w:ascii="Avenir Next" w:hAnsi="Avenir Next" w:cs="Avenir Next" w:eastAsia="Avenir Next"/>
+                      <w:color w:val="1A1A1A"/>
                       <w:sz w:val="20"/>
                       <w:szCs w:val="20"/>
                     </w:rPr>
-                    <w:t xml:space="preserve">2.</w:t>
-                  </w:r>
-                  <w:r>
-                    <w:rPr>
-                      <w:rFonts w:ascii="Avenir Next" w:hAnsi="Avenir Next" w:cs="Avenir Next" w:eastAsia="Avenir Next"/>
-                      <w:color w:val="1A1A1A"/>
-                      <w:sz w:val="20"/>
-                      <w:szCs w:val="20"/>
-                    </w:rPr>
                     <w:tab/>
                   </w:r>
                   <w:r>
                     <w:rPr>
                       <w:rFonts w:ascii="Avenir Next" w:hAnsi="Avenir Next" w:cs="Avenir Next" w:eastAsia="Avenir Next"/>
                       <w:color w:val="1A1A1A"/>
-                      <w:sz w:val="20"/>
+                      <w:sz w:val="22"/>
                       <w:szCs w:val="20"/>
                     </w:rPr>
                     <w:t xml:space="preserve">Only the slanted faces are painted. Find the painted area.</w:t>
@@ -3437,25 +3438,25 @@
                       <w:rFonts w:ascii="Avenir Next" w:hAnsi="Avenir Next" w:cs="Avenir Next" w:eastAsia="Avenir Next"/>
                       <w:b/>
                       <w:color w:val="1A1A1A"/>
+                      <w:sz w:val="22"/>
+                      <w:szCs w:val="18"/>
+                    </w:rPr>
+                    <w:t xml:space="preserve">Answer</w:t>
+                  </w:r>
+                  <w:r>
+                    <w:rPr>
+                      <w:rFonts w:ascii="Avenir Next" w:hAnsi="Avenir Next" w:cs="Avenir Next" w:eastAsia="Avenir Next"/>
+                      <w:color w:val="1A1A1A"/>
                       <w:sz w:val="18"/>
                       <w:szCs w:val="18"/>
                     </w:rPr>
-                    <w:t xml:space="preserve">Answer</w:t>
-                  </w:r>
-                  <w:r>
-                    <w:rPr>
-                      <w:rFonts w:ascii="Avenir Next" w:hAnsi="Avenir Next" w:cs="Avenir Next" w:eastAsia="Avenir Next"/>
-                      <w:color w:val="1A1A1A"/>
-                      <w:sz w:val="18"/>
-                      <w:szCs w:val="18"/>
-                    </w:rPr>
                     <w:tab/>
                   </w:r>
                   <w:r>
                     <w:rPr>
                       <w:rFonts w:ascii="Avenir Next" w:hAnsi="Avenir Next" w:cs="Avenir Next" w:eastAsia="Avenir Next"/>
                       <w:color w:val="1A1A1A"/>
-                      <w:sz w:val="18"/>
+                      <w:sz w:val="22"/>
                       <w:szCs w:val="18"/>
                     </w:rPr>
                     <w:t xml:space="preserve">  m²</w:t>
@@ -3476,7 +3477,7 @@
                     <w:drawing>
                       <wp:inline distT="0" distB="0" distL="0" distR="0">
                         <wp:extent cx="1097280" cy="806334"/>
-                        <wp:docPr id="4" name="Figure 4"/>
+                        <wp:docPr id="4" name="Figure 4" descr="Square pyramid. Base edge 10 m; slant height 6 m."/>
                         <a:graphic xmlns:a="http://schemas.openxmlformats.org/drawingml/2006/main">
                           <a:graphicData uri="http://schemas.openxmlformats.org/drawingml/2006/picture">
                             <pic:pic xmlns:pic="http://schemas.openxmlformats.org/drawingml/2006/picture">
@@ -3574,7 +3575,7 @@
                 <w:rFonts w:ascii="Avenir Next" w:hAnsi="Avenir Next" w:cs="Avenir Next" w:eastAsia="Avenir Next"/>
                 <w:b/>
                 <w:color w:val="1A1A1A"/>
-                <w:sz w:val="20"/>
+                <w:sz w:val="22"/>
                 <w:szCs w:val="20"/>
               </w:rPr>
               <w:t xml:space="preserve">3.</w:t>
@@ -3592,7 +3593,7 @@
               <w:rPr>
                 <w:rFonts w:ascii="Avenir Next" w:hAnsi="Avenir Next" w:cs="Avenir Next" w:eastAsia="Avenir Next"/>
                 <w:color w:val="1A1A1A"/>
-                <w:sz w:val="20"/>
+                <w:sz w:val="22"/>
                 <w:szCs w:val="20"/>
               </w:rPr>
               <w:t xml:space="preserve">A tent has no floor. What should you find to know how much fabric it needs?</w:t>
@@ -3648,25 +3649,25 @@
                       <w:rFonts w:ascii="Avenir Next" w:hAnsi="Avenir Next" w:cs="Avenir Next" w:eastAsia="Avenir Next"/>
                       <w:b/>
                       <w:color w:val="003A70"/>
+                      <w:sz w:val="22"/>
+                      <w:szCs w:val="19"/>
+                    </w:rPr>
+                    <w:t xml:space="preserve">A</w:t>
+                  </w:r>
+                  <w:r>
+                    <w:rPr>
+                      <w:rFonts w:ascii="Avenir Next" w:hAnsi="Avenir Next" w:cs="Avenir Next" w:eastAsia="Avenir Next"/>
+                      <w:color w:val="1A1A1A"/>
                       <w:sz w:val="19"/>
                       <w:szCs w:val="19"/>
                     </w:rPr>
-                    <w:t xml:space="preserve">A</w:t>
-                  </w:r>
-                  <w:r>
-                    <w:rPr>
-                      <w:rFonts w:ascii="Avenir Next" w:hAnsi="Avenir Next" w:cs="Avenir Next" w:eastAsia="Avenir Next"/>
-                      <w:color w:val="1A1A1A"/>
-                      <w:sz w:val="19"/>
-                      <w:szCs w:val="19"/>
-                    </w:rPr>
                     <w:tab/>
                   </w:r>
                   <w:r>
                     <w:rPr>
                       <w:rFonts w:ascii="Avenir Next" w:hAnsi="Avenir Next" w:cs="Avenir Next" w:eastAsia="Avenir Next"/>
                       <w:color w:val="1A1A1A"/>
-                      <w:sz w:val="19"/>
+                      <w:sz w:val="22"/>
                       <w:szCs w:val="19"/>
                     </w:rPr>
                     <w:t xml:space="preserve">lateral area</w:t>
@@ -3691,25 +3692,25 @@
                       <w:rFonts w:ascii="Avenir Next" w:hAnsi="Avenir Next" w:cs="Avenir Next" w:eastAsia="Avenir Next"/>
                       <w:b/>
                       <w:color w:val="003A70"/>
+                      <w:sz w:val="22"/>
+                      <w:szCs w:val="19"/>
+                    </w:rPr>
+                    <w:t xml:space="preserve">B</w:t>
+                  </w:r>
+                  <w:r>
+                    <w:rPr>
+                      <w:rFonts w:ascii="Avenir Next" w:hAnsi="Avenir Next" w:cs="Avenir Next" w:eastAsia="Avenir Next"/>
+                      <w:color w:val="1A1A1A"/>
                       <w:sz w:val="19"/>
                       <w:szCs w:val="19"/>
                     </w:rPr>
-                    <w:t xml:space="preserve">B</w:t>
-                  </w:r>
-                  <w:r>
-                    <w:rPr>
-                      <w:rFonts w:ascii="Avenir Next" w:hAnsi="Avenir Next" w:cs="Avenir Next" w:eastAsia="Avenir Next"/>
-                      <w:color w:val="1A1A1A"/>
-                      <w:sz w:val="19"/>
-                      <w:szCs w:val="19"/>
-                    </w:rPr>
                     <w:tab/>
                   </w:r>
                   <w:r>
                     <w:rPr>
                       <w:rFonts w:ascii="Avenir Next" w:hAnsi="Avenir Next" w:cs="Avenir Next" w:eastAsia="Avenir Next"/>
                       <w:color w:val="1A1A1A"/>
-                      <w:sz w:val="19"/>
+                      <w:sz w:val="22"/>
                       <w:szCs w:val="19"/>
                     </w:rPr>
                     <w:t xml:space="preserve">surface area</w:t>
@@ -3734,25 +3735,25 @@
                       <w:rFonts w:ascii="Avenir Next" w:hAnsi="Avenir Next" w:cs="Avenir Next" w:eastAsia="Avenir Next"/>
                       <w:b/>
                       <w:color w:val="003A70"/>
+                      <w:sz w:val="22"/>
+                      <w:szCs w:val="19"/>
+                    </w:rPr>
+                    <w:t xml:space="preserve">C</w:t>
+                  </w:r>
+                  <w:r>
+                    <w:rPr>
+                      <w:rFonts w:ascii="Avenir Next" w:hAnsi="Avenir Next" w:cs="Avenir Next" w:eastAsia="Avenir Next"/>
+                      <w:color w:val="1A1A1A"/>
                       <w:sz w:val="19"/>
                       <w:szCs w:val="19"/>
                     </w:rPr>
-                    <w:t xml:space="preserve">C</w:t>
-                  </w:r>
-                  <w:r>
-                    <w:rPr>
-                      <w:rFonts w:ascii="Avenir Next" w:hAnsi="Avenir Next" w:cs="Avenir Next" w:eastAsia="Avenir Next"/>
-                      <w:color w:val="1A1A1A"/>
-                      <w:sz w:val="19"/>
-                      <w:szCs w:val="19"/>
-                    </w:rPr>
                     <w:tab/>
                   </w:r>
                   <w:r>
                     <w:rPr>
                       <w:rFonts w:ascii="Avenir Next" w:hAnsi="Avenir Next" w:cs="Avenir Next" w:eastAsia="Avenir Next"/>
                       <w:color w:val="1A1A1A"/>
-                      <w:sz w:val="19"/>
+                      <w:sz w:val="22"/>
                       <w:szCs w:val="19"/>
                     </w:rPr>
                     <w:t xml:space="preserve">base area</w:t>
@@ -3777,25 +3778,25 @@
                       <w:rFonts w:ascii="Avenir Next" w:hAnsi="Avenir Next" w:cs="Avenir Next" w:eastAsia="Avenir Next"/>
                       <w:b/>
                       <w:color w:val="003A70"/>
+                      <w:sz w:val="22"/>
+                      <w:szCs w:val="19"/>
+                    </w:rPr>
+                    <w:t xml:space="preserve">D</w:t>
+                  </w:r>
+                  <w:r>
+                    <w:rPr>
+                      <w:rFonts w:ascii="Avenir Next" w:hAnsi="Avenir Next" w:cs="Avenir Next" w:eastAsia="Avenir Next"/>
+                      <w:color w:val="1A1A1A"/>
                       <w:sz w:val="19"/>
                       <w:szCs w:val="19"/>
                     </w:rPr>
-                    <w:t xml:space="preserve">D</w:t>
-                  </w:r>
-                  <w:r>
-                    <w:rPr>
-                      <w:rFonts w:ascii="Avenir Next" w:hAnsi="Avenir Next" w:cs="Avenir Next" w:eastAsia="Avenir Next"/>
-                      <w:color w:val="1A1A1A"/>
-                      <w:sz w:val="19"/>
-                      <w:szCs w:val="19"/>
-                    </w:rPr>
                     <w:tab/>
                   </w:r>
                   <w:r>
                     <w:rPr>
                       <w:rFonts w:ascii="Avenir Next" w:hAnsi="Avenir Next" w:cs="Avenir Next" w:eastAsia="Avenir Next"/>
                       <w:color w:val="1A1A1A"/>
-                      <w:sz w:val="19"/>
+                      <w:sz w:val="22"/>
                       <w:szCs w:val="19"/>
                     </w:rPr>
                     <w:t xml:space="preserve">volume</w:t>
@@ -3845,7 +3846,7 @@
         <w:rPr>
           <w:rFonts w:ascii="Avenir Next" w:hAnsi="Avenir Next" w:cs="Avenir Next" w:eastAsia="Avenir Next"/>
           <w:color w:val="1A1A1A"/>
-          <w:sz w:val="17"/>
+          <w:sz w:val="22"/>
           <w:szCs w:val="17"/>
         </w:rPr>
         <w:t xml:space="preserve">  I got it</w:t>
@@ -3863,7 +3864,7 @@
         <w:rPr>
           <w:rFonts w:ascii="Avenir Next" w:hAnsi="Avenir Next" w:cs="Avenir Next" w:eastAsia="Avenir Next"/>
           <w:color w:val="1A1A1A"/>
-          <w:sz w:val="17"/>
+          <w:sz w:val="22"/>
           <w:szCs w:val="17"/>
         </w:rPr>
         <w:t xml:space="preserve">  Almost</w:t>
@@ -3881,7 +3882,7 @@
         <w:rPr>
           <w:rFonts w:ascii="Avenir Next" w:hAnsi="Avenir Next" w:cs="Avenir Next" w:eastAsia="Avenir Next"/>
           <w:color w:val="1A1A1A"/>
-          <w:sz w:val="17"/>
+          <w:sz w:val="22"/>
           <w:szCs w:val="17"/>
         </w:rPr>
         <w:t xml:space="preserve">  I need help</w:t>
@@ -3975,7 +3976,106 @@
               <w:sz w:val="15"/>
               <w:szCs w:val="15"/>
             </w:rPr>
-            <w:t xml:space="preserve">Lesson 5-8  ·  Exit Tickets  ·  two per page</w:t>
+            <w:t xml:space="preserve">5-8 · Page </w:t>
+          </w:r>
+          <w:r>
+            <w:rPr>
+              <w:rFonts w:ascii="Avenir Next" w:hAnsi="Avenir Next" w:cs="Avenir Next" w:eastAsia="Avenir Next"/>
+              <w:color w:val="5A5F66"/>
+              <w:sz w:val="15"/>
+              <w:szCs w:val="15"/>
+            </w:rPr>
+            <w:fldChar w:fldCharType="begin"/>
+          </w:r>
+          <w:r>
+            <w:rPr>
+              <w:rFonts w:ascii="Avenir Next" w:hAnsi="Avenir Next" w:cs="Avenir Next" w:eastAsia="Avenir Next"/>
+              <w:color w:val="5A5F66"/>
+              <w:sz w:val="15"/>
+              <w:szCs w:val="15"/>
+            </w:rPr>
+            <w:instrText xml:space="preserve"> PAGE </w:instrText>
+          </w:r>
+          <w:r>
+            <w:rPr>
+              <w:rFonts w:ascii="Avenir Next" w:hAnsi="Avenir Next" w:cs="Avenir Next" w:eastAsia="Avenir Next"/>
+              <w:color w:val="5A5F66"/>
+              <w:sz w:val="15"/>
+              <w:szCs w:val="15"/>
+            </w:rPr>
+            <w:fldChar w:fldCharType="separate"/>
+          </w:r>
+          <w:r>
+            <w:rPr>
+              <w:rFonts w:ascii="Avenir Next" w:hAnsi="Avenir Next" w:cs="Avenir Next" w:eastAsia="Avenir Next"/>
+              <w:color w:val="5A5F66"/>
+              <w:sz w:val="15"/>
+              <w:szCs w:val="15"/>
+            </w:rPr>
+            <w:t xml:space="preserve">1</w:t>
+          </w:r>
+          <w:r>
+            <w:rPr>
+              <w:rFonts w:ascii="Avenir Next" w:hAnsi="Avenir Next" w:cs="Avenir Next" w:eastAsia="Avenir Next"/>
+              <w:color w:val="5A5F66"/>
+              <w:sz w:val="15"/>
+              <w:szCs w:val="15"/>
+            </w:rPr>
+            <w:fldChar w:fldCharType="end"/>
+          </w:r>
+          <w:r>
+            <w:rPr>
+              <w:rFonts w:ascii="Avenir Next" w:hAnsi="Avenir Next" w:cs="Avenir Next" w:eastAsia="Avenir Next"/>
+              <w:color w:val="5A5F66"/>
+              <w:sz w:val="15"/>
+              <w:szCs w:val="15"/>
+            </w:rPr>
+            <w:t xml:space="preserve"> of </w:t>
+          </w:r>
+          <w:r>
+            <w:rPr>
+              <w:rFonts w:ascii="Avenir Next" w:hAnsi="Avenir Next" w:cs="Avenir Next" w:eastAsia="Avenir Next"/>
+              <w:color w:val="5A5F66"/>
+              <w:sz w:val="15"/>
+              <w:szCs w:val="15"/>
+            </w:rPr>
+            <w:fldChar w:fldCharType="begin"/>
+          </w:r>
+          <w:r>
+            <w:rPr>
+              <w:rFonts w:ascii="Avenir Next" w:hAnsi="Avenir Next" w:cs="Avenir Next" w:eastAsia="Avenir Next"/>
+              <w:color w:val="5A5F66"/>
+              <w:sz w:val="15"/>
+              <w:szCs w:val="15"/>
+            </w:rPr>
+            <w:instrText xml:space="preserve"> NUMPAGES </w:instrText>
+          </w:r>
+          <w:r>
+            <w:rPr>
+              <w:rFonts w:ascii="Avenir Next" w:hAnsi="Avenir Next" w:cs="Avenir Next" w:eastAsia="Avenir Next"/>
+              <w:color w:val="5A5F66"/>
+              <w:sz w:val="15"/>
+              <w:szCs w:val="15"/>
+            </w:rPr>
+            <w:fldChar w:fldCharType="separate"/>
+          </w:r>
+          <w:r>
+            <w:rPr>
+              <w:rFonts w:ascii="Avenir Next" w:hAnsi="Avenir Next" w:cs="Avenir Next" w:eastAsia="Avenir Next"/>
+              <w:color w:val="5A5F66"/>
+              <w:sz w:val="15"/>
+              <w:szCs w:val="15"/>
+            </w:rPr>
+            <w:t xml:space="preserve">1</w:t>
+          </w:r>
+          <w:r>
+            <w:rPr>
+              <w:rFonts w:ascii="Avenir Next" w:hAnsi="Avenir Next" w:cs="Avenir Next" w:eastAsia="Avenir Next"/>
+              <w:color w:val="5A5F66"/>
+              <w:sz w:val="15"/>
+              <w:szCs w:val="15"/>
+            </w:rPr>
+            <w:fldChar w:fldCharType="end"/>
           </w:r>
         </w:p>
       </w:tc>
@@ -4018,5 +4118,23 @@
       </w:tblCellMar>
     </w:tblPr>
   </w:style>
+  <w:style w:type="paragraph" w:styleId="Heading1">
+    <w:name w:val="heading 1"/>
+    <w:basedOn w:val="Normal"/>
+    <w:pPr>
+      <w:outlineLvl w:val="0"/>
+      <w:keepNext w:val="0"/>
+      <w:keepLines w:val="0"/>
+    </w:pPr>
+  </w:style>
+  <w:style w:type="paragraph" w:styleId="Heading2">
+    <w:name w:val="heading 2"/>
+    <w:basedOn w:val="Normal"/>
+    <w:pPr>
+      <w:outlineLvl w:val="1"/>
+      <w:keepNext w:val="0"/>
+      <w:keepLines w:val="0"/>
+    </w:pPr>
+  </w:style>
 </w:styles>
 </file>